--- a/output/education/2026-03-27_medical-fee-revision-2026/medical-fee-revision-2026_guide_facilitator.docx
+++ b/output/education/2026-03-27_medical-fee-revision-2026/medical-fee-revision-2026_guide_facilitator.docx
@@ -37,6 +37,17 @@
       </w:r>
     </w:p>
     <w:p>
+      <w:r>
+        <w:rPr>
+          <w:rFonts w:ascii="Calibri" w:hAnsi="Calibri"/>
+          <w:b w:val="0"/>
+          <w:i/>
+          <w:sz w:val="20"/>
+        </w:rPr>
+        <w:t>スライドは概要のみ。詳細数字は本チートシートを印刷配布してください。</w:t>
+      </w:r>
+    </w:p>
+    <w:p>
       <w:pPr>
         <w:pStyle w:val="Heading1"/>
       </w:pPr>
@@ -57,7 +68,7 @@
         <w:pStyle w:val="ListBullet"/>
       </w:pPr>
       <w:r>
-        <w:t>プロジェクター / モニター（スライド投影用）</w:t>
+        <w:t>プロジェクター / モニター</w:t>
       </w:r>
     </w:p>
     <w:p>
@@ -73,7 +84,7 @@
         <w:pStyle w:val="ListBullet"/>
       </w:pPr>
       <w:r>
-        <w:t>チートシート印刷（本ガイドPart 1を人数分）</w:t>
+        <w:t>本チートシートを人数分印刷</w:t>
       </w:r>
     </w:p>
     <w:p>
@@ -81,7 +92,7 @@
         <w:pStyle w:val="ListBullet"/>
       </w:pPr>
       <w:r>
-        <w:t>付箋 + ペン（ディスカッション用、任意）</w:t>
+        <w:t>付箋 + ペン（任意）</w:t>
       </w:r>
     </w:p>
     <w:p>
@@ -89,7 +100,7 @@
         <w:pStyle w:val="Heading2"/>
       </w:pPr>
       <w:r>
-        <w:t>チートシート 1: 改定全体像の概要表</w:t>
+        <w:t>改定全体像</w:t>
       </w:r>
     </w:p>
     <w:p>
@@ -108,9 +119,9 @@
         <w:tblLook w:firstColumn="1" w:firstRow="1" w:lastColumn="0" w:lastRow="0" w:noHBand="0" w:noVBand="1" w:val="04A0"/>
       </w:tblPr>
       <w:tblGrid>
-        <w:gridCol w:w="2880"/>
-        <w:gridCol w:w="2880"/>
-        <w:gridCol w:w="2880"/>
+        <w:gridCol w:w="1701"/>
+        <w:gridCol w:w="1134"/>
+        <w:gridCol w:w="6236"/>
       </w:tblGrid>
       <w:tr>
         <w:tc>
@@ -418,10 +429,10 @@
         <w:tblLook w:firstColumn="1" w:firstRow="1" w:lastColumn="0" w:lastRow="0" w:noHBand="0" w:noVBand="1" w:val="04A0"/>
       </w:tblPr>
       <w:tblGrid>
-        <w:gridCol w:w="2160"/>
-        <w:gridCol w:w="2160"/>
-        <w:gridCol w:w="2160"/>
-        <w:gridCol w:w="2160"/>
+        <w:gridCol w:w="3118"/>
+        <w:gridCol w:w="1417"/>
+        <w:gridCol w:w="1417"/>
+        <w:gridCol w:w="1417"/>
       </w:tblGrid>
       <w:tr>
         <w:tc>
@@ -454,7 +465,7 @@
                 <w:color w:val="FFFFFF"/>
                 <w:sz w:val="18"/>
               </w:rPr>
-              <w:t>旧点数</w:t>
+              <w:t>旧</w:t>
             </w:r>
           </w:p>
         </w:tc>
@@ -471,7 +482,7 @@
                 <w:color w:val="FFFFFF"/>
                 <w:sz w:val="18"/>
               </w:rPr>
-              <w:t>新点数</w:t>
+              <w:t>新</w:t>
             </w:r>
           </w:p>
         </w:tc>
@@ -567,7 +578,7 @@
                 <w:rFonts w:ascii="Calibri" w:hAnsi="Calibri"/>
                 <w:sz w:val="18"/>
               </w:rPr>
-              <w:t>外来・在宅ベースアップ評価料(I) 初診</w:t>
+              <w:t>ベースアップ評価料(I) 初診</w:t>
             </w:r>
           </w:p>
         </w:tc>
@@ -629,7 +640,7 @@
                 <w:rFonts w:ascii="Calibri" w:hAnsi="Calibri"/>
                 <w:sz w:val="18"/>
               </w:rPr>
-              <w:t>外来・在宅物価対応料 初診</w:t>
+              <w:t>物価対応料 初診</w:t>
             </w:r>
           </w:p>
         </w:tc>
@@ -644,7 +655,7 @@
                 <w:rFonts w:ascii="Calibri" w:hAnsi="Calibri"/>
                 <w:sz w:val="18"/>
               </w:rPr>
-              <w:t>-</w:t>
+              <w:t>―</w:t>
             </w:r>
           </w:p>
         </w:tc>
@@ -691,7 +702,7 @@
                 <w:rFonts w:ascii="Calibri" w:hAnsi="Calibri"/>
                 <w:sz w:val="18"/>
               </w:rPr>
-              <w:t>外来・在宅物価対応料 再診</w:t>
+              <w:t>物価対応料 再診</w:t>
             </w:r>
           </w:p>
         </w:tc>
@@ -706,7 +717,7 @@
                 <w:rFonts w:ascii="Calibri" w:hAnsi="Calibri"/>
                 <w:sz w:val="18"/>
               </w:rPr>
-              <w:t>-</w:t>
+              <w:t>―</w:t>
             </w:r>
           </w:p>
         </w:tc>
@@ -753,7 +764,7 @@
                 <w:rFonts w:ascii="Calibri" w:hAnsi="Calibri"/>
                 <w:sz w:val="18"/>
               </w:rPr>
-              <w:t>外来・在宅物価対応料 訪問診療</w:t>
+              <w:t>物価対応料 訪問診療</w:t>
             </w:r>
           </w:p>
         </w:tc>
@@ -768,7 +779,7 @@
                 <w:rFonts w:ascii="Calibri" w:hAnsi="Calibri"/>
                 <w:sz w:val="18"/>
               </w:rPr>
-              <w:t>-</w:t>
+              <w:t>―</w:t>
             </w:r>
           </w:p>
         </w:tc>
@@ -810,7 +821,7 @@
         <w:pStyle w:val="Heading2"/>
       </w:pPr>
       <w:r>
-        <w:t>チートシート 2: 設定別ポイント一覧表</w:t>
+        <w:t>設定別ポイント一覧</w:t>
       </w:r>
     </w:p>
     <w:p>
@@ -829,32 +840,14 @@
         <w:tblLook w:firstColumn="1" w:firstRow="1" w:lastColumn="0" w:lastRow="0" w:noHBand="0" w:noVBand="1" w:val="04A0"/>
       </w:tblPr>
       <w:tblGrid>
-        <w:gridCol w:w="2160"/>
-        <w:gridCol w:w="2160"/>
-        <w:gridCol w:w="2160"/>
-        <w:gridCol w:w="2160"/>
+        <w:gridCol w:w="2268"/>
+        <w:gridCol w:w="3969"/>
+        <w:gridCol w:w="2835"/>
       </w:tblGrid>
       <w:tr>
         <w:tc>
           <w:tcPr>
-            <w:tcW w:type="dxa" w:w="2160"/>
-            <w:shd w:fill="0D2B3E" w:val="clear"/>
-          </w:tcPr>
-          <w:p>
-            <w:r>
-              <w:rPr>
-                <w:rFonts w:ascii="Calibri" w:hAnsi="Calibri"/>
-                <w:b/>
-                <w:color w:val="FFFFFF"/>
-                <w:sz w:val="18"/>
-              </w:rPr>
-              <w:t>カテゴリ</w:t>
-            </w:r>
-          </w:p>
-        </w:tc>
-        <w:tc>
-          <w:tcPr>
-            <w:tcW w:type="dxa" w:w="2160"/>
+            <w:tcW w:type="dxa" w:w="2880"/>
             <w:shd w:fill="0D2B3E" w:val="clear"/>
           </w:tcPr>
           <w:p>
@@ -871,7 +864,7 @@
         </w:tc>
         <w:tc>
           <w:tcPr>
-            <w:tcW w:type="dxa" w:w="2160"/>
+            <w:tcW w:type="dxa" w:w="2880"/>
             <w:shd w:fill="0D2B3E" w:val="clear"/>
           </w:tcPr>
           <w:p>
@@ -888,7 +881,7 @@
         </w:tc>
         <w:tc>
           <w:tcPr>
-            <w:tcW w:type="dxa" w:w="2160"/>
+            <w:tcW w:type="dxa" w:w="2880"/>
             <w:shd w:fill="0D2B3E" w:val="clear"/>
           </w:tcPr>
           <w:p>
@@ -907,22 +900,7 @@
       <w:tr>
         <w:tc>
           <w:tcPr>
-            <w:tcW w:type="dxa" w:w="2160"/>
-            <w:shd w:fill="E8F0F0" w:val="clear"/>
-          </w:tcPr>
-          <w:p>
-            <w:r>
-              <w:rPr>
-                <w:rFonts w:ascii="Calibri" w:hAnsi="Calibri"/>
-                <w:sz w:val="18"/>
-              </w:rPr>
-              <w:t>基本診療料</w:t>
-            </w:r>
-          </w:p>
-        </w:tc>
-        <w:tc>
-          <w:tcPr>
-            <w:tcW w:type="dxa" w:w="2160"/>
+            <w:tcW w:type="dxa" w:w="2880"/>
             <w:shd w:fill="E8F0F0" w:val="clear"/>
           </w:tcPr>
           <w:p>
@@ -937,7 +915,7 @@
         </w:tc>
         <w:tc>
           <w:tcPr>
-            <w:tcW w:type="dxa" w:w="2160"/>
+            <w:tcW w:type="dxa" w:w="2880"/>
             <w:shd w:fill="E8F0F0" w:val="clear"/>
           </w:tcPr>
           <w:p>
@@ -952,7 +930,7 @@
         </w:tc>
         <w:tc>
           <w:tcPr>
-            <w:tcW w:type="dxa" w:w="2160"/>
+            <w:tcW w:type="dxa" w:w="2880"/>
             <w:shd w:fill="E8F0F0" w:val="clear"/>
           </w:tcPr>
           <w:p>
@@ -969,22 +947,7 @@
       <w:tr>
         <w:tc>
           <w:tcPr>
-            <w:tcW w:type="dxa" w:w="2160"/>
-            <w:shd w:fill="FFFFFF" w:val="clear"/>
-          </w:tcPr>
-          <w:p>
-            <w:r>
-              <w:rPr>
-                <w:rFonts w:ascii="Calibri" w:hAnsi="Calibri"/>
-                <w:sz w:val="18"/>
-              </w:rPr>
-              <w:t>かかりつけ</w:t>
-            </w:r>
-          </w:p>
-        </w:tc>
-        <w:tc>
-          <w:tcPr>
-            <w:tcW w:type="dxa" w:w="2160"/>
+            <w:tcW w:type="dxa" w:w="2880"/>
             <w:shd w:fill="FFFFFF" w:val="clear"/>
           </w:tcPr>
           <w:p>
@@ -999,7 +962,7 @@
         </w:tc>
         <w:tc>
           <w:tcPr>
-            <w:tcW w:type="dxa" w:w="2160"/>
+            <w:tcW w:type="dxa" w:w="2880"/>
             <w:shd w:fill="FFFFFF" w:val="clear"/>
           </w:tcPr>
           <w:p>
@@ -1014,7 +977,7 @@
         </w:tc>
         <w:tc>
           <w:tcPr>
-            <w:tcW w:type="dxa" w:w="2160"/>
+            <w:tcW w:type="dxa" w:w="2880"/>
             <w:shd w:fill="FFFFFF" w:val="clear"/>
           </w:tcPr>
           <w:p>
@@ -1031,22 +994,7 @@
       <w:tr>
         <w:tc>
           <w:tcPr>
-            <w:tcW w:type="dxa" w:w="2160"/>
-            <w:shd w:fill="E8F0F0" w:val="clear"/>
-          </w:tcPr>
-          <w:p>
-            <w:r>
-              <w:rPr>
-                <w:rFonts w:ascii="Calibri" w:hAnsi="Calibri"/>
-                <w:sz w:val="18"/>
-              </w:rPr>
-              <w:t>かかりつけ</w:t>
-            </w:r>
-          </w:p>
-        </w:tc>
-        <w:tc>
-          <w:tcPr>
-            <w:tcW w:type="dxa" w:w="2160"/>
+            <w:tcW w:type="dxa" w:w="2880"/>
             <w:shd w:fill="E8F0F0" w:val="clear"/>
           </w:tcPr>
           <w:p>
@@ -1061,7 +1009,7 @@
         </w:tc>
         <w:tc>
           <w:tcPr>
-            <w:tcW w:type="dxa" w:w="2160"/>
+            <w:tcW w:type="dxa" w:w="2880"/>
             <w:shd w:fill="E8F0F0" w:val="clear"/>
           </w:tcPr>
           <w:p>
@@ -1076,7 +1024,7 @@
         </w:tc>
         <w:tc>
           <w:tcPr>
-            <w:tcW w:type="dxa" w:w="2160"/>
+            <w:tcW w:type="dxa" w:w="2880"/>
             <w:shd w:fill="E8F0F0" w:val="clear"/>
           </w:tcPr>
           <w:p>
@@ -1093,22 +1041,7 @@
       <w:tr>
         <w:tc>
           <w:tcPr>
-            <w:tcW w:type="dxa" w:w="2160"/>
-            <w:shd w:fill="FFFFFF" w:val="clear"/>
-          </w:tcPr>
-          <w:p>
-            <w:r>
-              <w:rPr>
-                <w:rFonts w:ascii="Calibri" w:hAnsi="Calibri"/>
-                <w:sz w:val="18"/>
-              </w:rPr>
-              <w:t>慢性疾患</w:t>
-            </w:r>
-          </w:p>
-        </w:tc>
-        <w:tc>
-          <w:tcPr>
-            <w:tcW w:type="dxa" w:w="2160"/>
+            <w:tcW w:type="dxa" w:w="2880"/>
             <w:shd w:fill="FFFFFF" w:val="clear"/>
           </w:tcPr>
           <w:p>
@@ -1123,7 +1056,7 @@
         </w:tc>
         <w:tc>
           <w:tcPr>
-            <w:tcW w:type="dxa" w:w="2160"/>
+            <w:tcW w:type="dxa" w:w="2880"/>
             <w:shd w:fill="FFFFFF" w:val="clear"/>
           </w:tcPr>
           <w:p>
@@ -1138,7 +1071,7 @@
         </w:tc>
         <w:tc>
           <w:tcPr>
-            <w:tcW w:type="dxa" w:w="2160"/>
+            <w:tcW w:type="dxa" w:w="2880"/>
             <w:shd w:fill="FFFFFF" w:val="clear"/>
           </w:tcPr>
           <w:p>
@@ -1155,22 +1088,7 @@
       <w:tr>
         <w:tc>
           <w:tcPr>
-            <w:tcW w:type="dxa" w:w="2160"/>
-            <w:shd w:fill="E8F0F0" w:val="clear"/>
-          </w:tcPr>
-          <w:p>
-            <w:r>
-              <w:rPr>
-                <w:rFonts w:ascii="Calibri" w:hAnsi="Calibri"/>
-                <w:sz w:val="18"/>
-              </w:rPr>
-              <w:t>賃上げ</w:t>
-            </w:r>
-          </w:p>
-        </w:tc>
-        <w:tc>
-          <w:tcPr>
-            <w:tcW w:type="dxa" w:w="2160"/>
+            <w:tcW w:type="dxa" w:w="2880"/>
             <w:shd w:fill="E8F0F0" w:val="clear"/>
           </w:tcPr>
           <w:p>
@@ -1185,7 +1103,7 @@
         </w:tc>
         <w:tc>
           <w:tcPr>
-            <w:tcW w:type="dxa" w:w="2160"/>
+            <w:tcW w:type="dxa" w:w="2880"/>
             <w:shd w:fill="E8F0F0" w:val="clear"/>
           </w:tcPr>
           <w:p>
@@ -1200,7 +1118,7 @@
         </w:tc>
         <w:tc>
           <w:tcPr>
-            <w:tcW w:type="dxa" w:w="2160"/>
+            <w:tcW w:type="dxa" w:w="2880"/>
             <w:shd w:fill="E8F0F0" w:val="clear"/>
           </w:tcPr>
           <w:p>
@@ -1217,7 +1135,7 @@
       <w:tr>
         <w:tc>
           <w:tcPr>
-            <w:tcW w:type="dxa" w:w="2160"/>
+            <w:tcW w:type="dxa" w:w="2880"/>
             <w:shd w:fill="FFFFFF" w:val="clear"/>
           </w:tcPr>
           <w:p>
@@ -1226,28 +1144,13 @@
                 <w:rFonts w:ascii="Calibri" w:hAnsi="Calibri"/>
                 <w:sz w:val="18"/>
               </w:rPr>
-              <w:t>物価</w:t>
+              <w:t>物価対応料</w:t>
             </w:r>
           </w:p>
         </w:tc>
         <w:tc>
           <w:tcPr>
-            <w:tcW w:type="dxa" w:w="2160"/>
-            <w:shd w:fill="FFFFFF" w:val="clear"/>
-          </w:tcPr>
-          <w:p>
-            <w:r>
-              <w:rPr>
-                <w:rFonts w:ascii="Calibri" w:hAnsi="Calibri"/>
-                <w:sz w:val="18"/>
-              </w:rPr>
-              <w:t>外来・在宅物価対応料</w:t>
-            </w:r>
-          </w:p>
-        </w:tc>
-        <w:tc>
-          <w:tcPr>
-            <w:tcW w:type="dxa" w:w="2160"/>
+            <w:tcW w:type="dxa" w:w="2880"/>
             <w:shd w:fill="FFFFFF" w:val="clear"/>
           </w:tcPr>
           <w:p>
@@ -1262,7 +1165,7 @@
         </w:tc>
         <w:tc>
           <w:tcPr>
-            <w:tcW w:type="dxa" w:w="2160"/>
+            <w:tcW w:type="dxa" w:w="2880"/>
             <w:shd w:fill="FFFFFF" w:val="clear"/>
           </w:tcPr>
           <w:p>
@@ -1279,7 +1182,7 @@
       <w:tr>
         <w:tc>
           <w:tcPr>
-            <w:tcW w:type="dxa" w:w="2160"/>
+            <w:tcW w:type="dxa" w:w="2880"/>
             <w:shd w:fill="E8F0F0" w:val="clear"/>
           </w:tcPr>
           <w:p>
@@ -1288,28 +1191,13 @@
                 <w:rFonts w:ascii="Calibri" w:hAnsi="Calibri"/>
                 <w:sz w:val="18"/>
               </w:rPr>
-              <w:t>DX</w:t>
+              <w:t>電子的診療情報連携</w:t>
             </w:r>
           </w:p>
         </w:tc>
         <w:tc>
           <w:tcPr>
-            <w:tcW w:type="dxa" w:w="2160"/>
-            <w:shd w:fill="E8F0F0" w:val="clear"/>
-          </w:tcPr>
-          <w:p>
-            <w:r>
-              <w:rPr>
-                <w:rFonts w:ascii="Calibri" w:hAnsi="Calibri"/>
-                <w:sz w:val="18"/>
-              </w:rPr>
-              <w:t>電子的診療情報連携体制整備加算</w:t>
-            </w:r>
-          </w:p>
-        </w:tc>
-        <w:tc>
-          <w:tcPr>
-            <w:tcW w:type="dxa" w:w="2160"/>
+            <w:tcW w:type="dxa" w:w="2880"/>
             <w:shd w:fill="E8F0F0" w:val="clear"/>
           </w:tcPr>
           <w:p>
@@ -1324,7 +1212,7 @@
         </w:tc>
         <w:tc>
           <w:tcPr>
-            <w:tcW w:type="dxa" w:w="2160"/>
+            <w:tcW w:type="dxa" w:w="2880"/>
             <w:shd w:fill="E8F0F0" w:val="clear"/>
           </w:tcPr>
           <w:p>
@@ -1356,32 +1244,14 @@
         <w:tblLook w:firstColumn="1" w:firstRow="1" w:lastColumn="0" w:lastRow="0" w:noHBand="0" w:noVBand="1" w:val="04A0"/>
       </w:tblPr>
       <w:tblGrid>
-        <w:gridCol w:w="2160"/>
-        <w:gridCol w:w="2160"/>
-        <w:gridCol w:w="2160"/>
-        <w:gridCol w:w="2160"/>
+        <w:gridCol w:w="2551"/>
+        <w:gridCol w:w="3685"/>
+        <w:gridCol w:w="2835"/>
       </w:tblGrid>
       <w:tr>
         <w:tc>
           <w:tcPr>
-            <w:tcW w:type="dxa" w:w="2160"/>
-            <w:shd w:fill="0D2B3E" w:val="clear"/>
-          </w:tcPr>
-          <w:p>
-            <w:r>
-              <w:rPr>
-                <w:rFonts w:ascii="Calibri" w:hAnsi="Calibri"/>
-                <w:b/>
-                <w:color w:val="FFFFFF"/>
-                <w:sz w:val="18"/>
-              </w:rPr>
-              <w:t>カテゴリ</w:t>
-            </w:r>
-          </w:p>
-        </w:tc>
-        <w:tc>
-          <w:tcPr>
-            <w:tcW w:type="dxa" w:w="2160"/>
+            <w:tcW w:type="dxa" w:w="2880"/>
             <w:shd w:fill="0D2B3E" w:val="clear"/>
           </w:tcPr>
           <w:p>
@@ -1398,7 +1268,7 @@
         </w:tc>
         <w:tc>
           <w:tcPr>
-            <w:tcW w:type="dxa" w:w="2160"/>
+            <w:tcW w:type="dxa" w:w="2880"/>
             <w:shd w:fill="0D2B3E" w:val="clear"/>
           </w:tcPr>
           <w:p>
@@ -1415,7 +1285,7 @@
         </w:tc>
         <w:tc>
           <w:tcPr>
-            <w:tcW w:type="dxa" w:w="2160"/>
+            <w:tcW w:type="dxa" w:w="2880"/>
             <w:shd w:fill="0D2B3E" w:val="clear"/>
           </w:tcPr>
           <w:p>
@@ -1434,22 +1304,7 @@
       <w:tr>
         <w:tc>
           <w:tcPr>
-            <w:tcW w:type="dxa" w:w="2160"/>
-            <w:shd w:fill="E8F0F0" w:val="clear"/>
-          </w:tcPr>
-          <w:p>
-            <w:r>
-              <w:rPr>
-                <w:rFonts w:ascii="Calibri" w:hAnsi="Calibri"/>
-                <w:sz w:val="18"/>
-              </w:rPr>
-              <w:t>包括期</w:t>
-            </w:r>
-          </w:p>
-        </w:tc>
-        <w:tc>
-          <w:tcPr>
-            <w:tcW w:type="dxa" w:w="2160"/>
+            <w:tcW w:type="dxa" w:w="2880"/>
             <w:shd w:fill="E8F0F0" w:val="clear"/>
           </w:tcPr>
           <w:p>
@@ -1464,7 +1319,7 @@
         </w:tc>
         <w:tc>
           <w:tcPr>
-            <w:tcW w:type="dxa" w:w="2160"/>
+            <w:tcW w:type="dxa" w:w="2880"/>
             <w:shd w:fill="E8F0F0" w:val="clear"/>
           </w:tcPr>
           <w:p>
@@ -1479,7 +1334,7 @@
         </w:tc>
         <w:tc>
           <w:tcPr>
-            <w:tcW w:type="dxa" w:w="2160"/>
+            <w:tcW w:type="dxa" w:w="2880"/>
             <w:shd w:fill="E8F0F0" w:val="clear"/>
           </w:tcPr>
           <w:p>
@@ -1496,7 +1351,7 @@
       <w:tr>
         <w:tc>
           <w:tcPr>
-            <w:tcW w:type="dxa" w:w="2160"/>
+            <w:tcW w:type="dxa" w:w="2880"/>
             <w:shd w:fill="FFFFFF" w:val="clear"/>
           </w:tcPr>
           <w:p>
@@ -1505,13 +1360,13 @@
                 <w:rFonts w:ascii="Calibri" w:hAnsi="Calibri"/>
                 <w:sz w:val="18"/>
               </w:rPr>
-              <w:t>包括期</w:t>
+              <w:t>地域包括ケア病棟</w:t>
             </w:r>
           </w:p>
         </w:tc>
         <w:tc>
           <w:tcPr>
-            <w:tcW w:type="dxa" w:w="2160"/>
+            <w:tcW w:type="dxa" w:w="2880"/>
             <w:shd w:fill="FFFFFF" w:val="clear"/>
           </w:tcPr>
           <w:p>
@@ -1520,28 +1375,13 @@
                 <w:rFonts w:ascii="Calibri" w:hAnsi="Calibri"/>
                 <w:sz w:val="18"/>
               </w:rPr>
-              <w:t>地域包括ケア病棟入院料1</w:t>
+              <w:t>入院料1: 2838点→2955点</w:t>
             </w:r>
           </w:p>
         </w:tc>
         <w:tc>
           <w:tcPr>
-            <w:tcW w:type="dxa" w:w="2160"/>
-            <w:shd w:fill="FFFFFF" w:val="clear"/>
-          </w:tcPr>
-          <w:p>
-            <w:r>
-              <w:rPr>
-                <w:rFonts w:ascii="Calibri" w:hAnsi="Calibri"/>
-                <w:sz w:val="18"/>
-              </w:rPr>
-              <w:t>2838点→2955点</w:t>
-            </w:r>
-          </w:p>
-        </w:tc>
-        <w:tc>
-          <w:tcPr>
-            <w:tcW w:type="dxa" w:w="2160"/>
+            <w:tcW w:type="dxa" w:w="2880"/>
             <w:shd w:fill="FFFFFF" w:val="clear"/>
           </w:tcPr>
           <w:p>
@@ -1558,22 +1398,7 @@
       <w:tr>
         <w:tc>
           <w:tcPr>
-            <w:tcW w:type="dxa" w:w="2160"/>
-            <w:shd w:fill="E8F0F0" w:val="clear"/>
-          </w:tcPr>
-          <w:p>
-            <w:r>
-              <w:rPr>
-                <w:rFonts w:ascii="Calibri" w:hAnsi="Calibri"/>
-                <w:sz w:val="18"/>
-              </w:rPr>
-              <w:t>急性期</w:t>
-            </w:r>
-          </w:p>
-        </w:tc>
-        <w:tc>
-          <w:tcPr>
-            <w:tcW w:type="dxa" w:w="2160"/>
+            <w:tcW w:type="dxa" w:w="2880"/>
             <w:shd w:fill="E8F0F0" w:val="clear"/>
           </w:tcPr>
           <w:p>
@@ -1588,7 +1413,7 @@
         </w:tc>
         <w:tc>
           <w:tcPr>
-            <w:tcW w:type="dxa" w:w="2160"/>
+            <w:tcW w:type="dxa" w:w="2880"/>
             <w:shd w:fill="E8F0F0" w:val="clear"/>
           </w:tcPr>
           <w:p>
@@ -1603,7 +1428,7 @@
         </w:tc>
         <w:tc>
           <w:tcPr>
-            <w:tcW w:type="dxa" w:w="2160"/>
+            <w:tcW w:type="dxa" w:w="2880"/>
             <w:shd w:fill="E8F0F0" w:val="clear"/>
           </w:tcPr>
           <w:p>
@@ -1620,22 +1445,7 @@
       <w:tr>
         <w:tc>
           <w:tcPr>
-            <w:tcW w:type="dxa" w:w="2160"/>
-            <w:shd w:fill="FFFFFF" w:val="clear"/>
-          </w:tcPr>
-          <w:p>
-            <w:r>
-              <w:rPr>
-                <w:rFonts w:ascii="Calibri" w:hAnsi="Calibri"/>
-                <w:sz w:val="18"/>
-              </w:rPr>
-              <w:t>評価</w:t>
-            </w:r>
-          </w:p>
-        </w:tc>
-        <w:tc>
-          <w:tcPr>
-            <w:tcW w:type="dxa" w:w="2160"/>
+            <w:tcW w:type="dxa" w:w="2880"/>
             <w:shd w:fill="FFFFFF" w:val="clear"/>
           </w:tcPr>
           <w:p>
@@ -1650,7 +1460,7 @@
         </w:tc>
         <w:tc>
           <w:tcPr>
-            <w:tcW w:type="dxa" w:w="2160"/>
+            <w:tcW w:type="dxa" w:w="2880"/>
             <w:shd w:fill="FFFFFF" w:val="clear"/>
           </w:tcPr>
           <w:p>
@@ -1665,7 +1475,7 @@
         </w:tc>
         <w:tc>
           <w:tcPr>
-            <w:tcW w:type="dxa" w:w="2160"/>
+            <w:tcW w:type="dxa" w:w="2880"/>
             <w:shd w:fill="FFFFFF" w:val="clear"/>
           </w:tcPr>
           <w:p>
@@ -1682,22 +1492,7 @@
       <w:tr>
         <w:tc>
           <w:tcPr>
-            <w:tcW w:type="dxa" w:w="2160"/>
-            <w:shd w:fill="E8F0F0" w:val="clear"/>
-          </w:tcPr>
-          <w:p>
-            <w:r>
-              <w:rPr>
-                <w:rFonts w:ascii="Calibri" w:hAnsi="Calibri"/>
-                <w:sz w:val="18"/>
-              </w:rPr>
-              <w:t>賃上げ</w:t>
-            </w:r>
-          </w:p>
-        </w:tc>
-        <w:tc>
-          <w:tcPr>
-            <w:tcW w:type="dxa" w:w="2160"/>
+            <w:tcW w:type="dxa" w:w="2880"/>
             <w:shd w:fill="E8F0F0" w:val="clear"/>
           </w:tcPr>
           <w:p>
@@ -1712,7 +1507,7 @@
         </w:tc>
         <w:tc>
           <w:tcPr>
-            <w:tcW w:type="dxa" w:w="2160"/>
+            <w:tcW w:type="dxa" w:w="2880"/>
             <w:shd w:fill="E8F0F0" w:val="clear"/>
           </w:tcPr>
           <w:p>
@@ -1727,7 +1522,7 @@
         </w:tc>
         <w:tc>
           <w:tcPr>
-            <w:tcW w:type="dxa" w:w="2160"/>
+            <w:tcW w:type="dxa" w:w="2880"/>
             <w:shd w:fill="E8F0F0" w:val="clear"/>
           </w:tcPr>
           <w:p>
@@ -1759,32 +1554,14 @@
         <w:tblLook w:firstColumn="1" w:firstRow="1" w:lastColumn="0" w:lastRow="0" w:noHBand="0" w:noVBand="1" w:val="04A0"/>
       </w:tblPr>
       <w:tblGrid>
-        <w:gridCol w:w="2160"/>
-        <w:gridCol w:w="2160"/>
-        <w:gridCol w:w="2160"/>
-        <w:gridCol w:w="2160"/>
+        <w:gridCol w:w="2551"/>
+        <w:gridCol w:w="3685"/>
+        <w:gridCol w:w="2835"/>
       </w:tblGrid>
       <w:tr>
         <w:tc>
           <w:tcPr>
-            <w:tcW w:type="dxa" w:w="2160"/>
-            <w:shd w:fill="0D2B3E" w:val="clear"/>
-          </w:tcPr>
-          <w:p>
-            <w:r>
-              <w:rPr>
-                <w:rFonts w:ascii="Calibri" w:hAnsi="Calibri"/>
-                <w:b/>
-                <w:color w:val="FFFFFF"/>
-                <w:sz w:val="18"/>
-              </w:rPr>
-              <w:t>カテゴリ</w:t>
-            </w:r>
-          </w:p>
-        </w:tc>
-        <w:tc>
-          <w:tcPr>
-            <w:tcW w:type="dxa" w:w="2160"/>
+            <w:tcW w:type="dxa" w:w="2880"/>
             <w:shd w:fill="0D2B3E" w:val="clear"/>
           </w:tcPr>
           <w:p>
@@ -1801,7 +1578,7 @@
         </w:tc>
         <w:tc>
           <w:tcPr>
-            <w:tcW w:type="dxa" w:w="2160"/>
+            <w:tcW w:type="dxa" w:w="2880"/>
             <w:shd w:fill="0D2B3E" w:val="clear"/>
           </w:tcPr>
           <w:p>
@@ -1818,7 +1595,7 @@
         </w:tc>
         <w:tc>
           <w:tcPr>
-            <w:tcW w:type="dxa" w:w="2160"/>
+            <w:tcW w:type="dxa" w:w="2880"/>
             <w:shd w:fill="0D2B3E" w:val="clear"/>
           </w:tcPr>
           <w:p>
@@ -1837,22 +1614,7 @@
       <w:tr>
         <w:tc>
           <w:tcPr>
-            <w:tcW w:type="dxa" w:w="2160"/>
-            <w:shd w:fill="E8F0F0" w:val="clear"/>
-          </w:tcPr>
-          <w:p>
-            <w:r>
-              <w:rPr>
-                <w:rFonts w:ascii="Calibri" w:hAnsi="Calibri"/>
-                <w:sz w:val="18"/>
-              </w:rPr>
-              <w:t>トリアージ</w:t>
-            </w:r>
-          </w:p>
-        </w:tc>
-        <w:tc>
-          <w:tcPr>
-            <w:tcW w:type="dxa" w:w="2160"/>
+            <w:tcW w:type="dxa" w:w="2880"/>
             <w:shd w:fill="E8F0F0" w:val="clear"/>
           </w:tcPr>
           <w:p>
@@ -1867,7 +1629,7 @@
         </w:tc>
         <w:tc>
           <w:tcPr>
-            <w:tcW w:type="dxa" w:w="2160"/>
+            <w:tcW w:type="dxa" w:w="2880"/>
             <w:shd w:fill="E8F0F0" w:val="clear"/>
           </w:tcPr>
           <w:p>
@@ -1882,7 +1644,7 @@
         </w:tc>
         <w:tc>
           <w:tcPr>
-            <w:tcW w:type="dxa" w:w="2160"/>
+            <w:tcW w:type="dxa" w:w="2880"/>
             <w:shd w:fill="E8F0F0" w:val="clear"/>
           </w:tcPr>
           <w:p>
@@ -1899,7 +1661,7 @@
       <w:tr>
         <w:tc>
           <w:tcPr>
-            <w:tcW w:type="dxa" w:w="2160"/>
+            <w:tcW w:type="dxa" w:w="2880"/>
             <w:shd w:fill="FFFFFF" w:val="clear"/>
           </w:tcPr>
           <w:p>
@@ -1908,13 +1670,13 @@
                 <w:rFonts w:ascii="Calibri" w:hAnsi="Calibri"/>
                 <w:sz w:val="18"/>
               </w:rPr>
-              <w:t>ウォークイン</w:t>
+              <w:t>ウォークイン患者</w:t>
             </w:r>
           </w:p>
         </w:tc>
         <w:tc>
           <w:tcPr>
-            <w:tcW w:type="dxa" w:w="2160"/>
+            <w:tcW w:type="dxa" w:w="2880"/>
             <w:shd w:fill="FFFFFF" w:val="clear"/>
           </w:tcPr>
           <w:p>
@@ -1923,28 +1685,13 @@
                 <w:rFonts w:ascii="Calibri" w:hAnsi="Calibri"/>
                 <w:sz w:val="18"/>
               </w:rPr>
-              <w:t>夜間休日救急</w:t>
+              <w:t>夜間休日にも加算可能に</w:t>
             </w:r>
           </w:p>
         </w:tc>
         <w:tc>
           <w:tcPr>
-            <w:tcW w:type="dxa" w:w="2160"/>
-            <w:shd w:fill="FFFFFF" w:val="clear"/>
-          </w:tcPr>
-          <w:p>
-            <w:r>
-              <w:rPr>
-                <w:rFonts w:ascii="Calibri" w:hAnsi="Calibri"/>
-                <w:sz w:val="18"/>
-              </w:rPr>
-              <w:t>ウォークイン患者にも加算可能に</w:t>
-            </w:r>
-          </w:p>
-        </w:tc>
-        <w:tc>
-          <w:tcPr>
-            <w:tcW w:type="dxa" w:w="2160"/>
+            <w:tcW w:type="dxa" w:w="2880"/>
             <w:shd w:fill="FFFFFF" w:val="clear"/>
           </w:tcPr>
           <w:p>
@@ -1961,22 +1708,7 @@
       <w:tr>
         <w:tc>
           <w:tcPr>
-            <w:tcW w:type="dxa" w:w="2160"/>
-            <w:shd w:fill="E8F0F0" w:val="clear"/>
-          </w:tcPr>
-          <w:p>
-            <w:r>
-              <w:rPr>
-                <w:rFonts w:ascii="Calibri" w:hAnsi="Calibri"/>
-                <w:sz w:val="18"/>
-              </w:rPr>
-              <w:t>搬送</w:t>
-            </w:r>
-          </w:p>
-        </w:tc>
-        <w:tc>
-          <w:tcPr>
-            <w:tcW w:type="dxa" w:w="2160"/>
+            <w:tcW w:type="dxa" w:w="2880"/>
             <w:shd w:fill="E8F0F0" w:val="clear"/>
           </w:tcPr>
           <w:p>
@@ -1991,7 +1723,7 @@
         </w:tc>
         <w:tc>
           <w:tcPr>
-            <w:tcW w:type="dxa" w:w="2160"/>
+            <w:tcW w:type="dxa" w:w="2880"/>
             <w:shd w:fill="E8F0F0" w:val="clear"/>
           </w:tcPr>
           <w:p>
@@ -2006,7 +1738,7 @@
         </w:tc>
         <w:tc>
           <w:tcPr>
-            <w:tcW w:type="dxa" w:w="2160"/>
+            <w:tcW w:type="dxa" w:w="2880"/>
             <w:shd w:fill="E8F0F0" w:val="clear"/>
           </w:tcPr>
           <w:p>
@@ -2023,22 +1755,7 @@
       <w:tr>
         <w:tc>
           <w:tcPr>
-            <w:tcW w:type="dxa" w:w="2160"/>
-            <w:shd w:fill="FFFFFF" w:val="clear"/>
-          </w:tcPr>
-          <w:p>
-            <w:r>
-              <w:rPr>
-                <w:rFonts w:ascii="Calibri" w:hAnsi="Calibri"/>
-                <w:sz w:val="18"/>
-              </w:rPr>
-              <w:t>連携搬送</w:t>
-            </w:r>
-          </w:p>
-        </w:tc>
-        <w:tc>
-          <w:tcPr>
-            <w:tcW w:type="dxa" w:w="2160"/>
+            <w:tcW w:type="dxa" w:w="2880"/>
             <w:shd w:fill="FFFFFF" w:val="clear"/>
           </w:tcPr>
           <w:p>
@@ -2053,7 +1770,7 @@
         </w:tc>
         <w:tc>
           <w:tcPr>
-            <w:tcW w:type="dxa" w:w="2160"/>
+            <w:tcW w:type="dxa" w:w="2880"/>
             <w:shd w:fill="FFFFFF" w:val="clear"/>
           </w:tcPr>
           <w:p>
@@ -2068,7 +1785,7 @@
         </w:tc>
         <w:tc>
           <w:tcPr>
-            <w:tcW w:type="dxa" w:w="2160"/>
+            <w:tcW w:type="dxa" w:w="2880"/>
             <w:shd w:fill="FFFFFF" w:val="clear"/>
           </w:tcPr>
           <w:p>
@@ -2100,32 +1817,14 @@
         <w:tblLook w:firstColumn="1" w:firstRow="1" w:lastColumn="0" w:lastRow="0" w:noHBand="0" w:noVBand="1" w:val="04A0"/>
       </w:tblPr>
       <w:tblGrid>
-        <w:gridCol w:w="2160"/>
-        <w:gridCol w:w="2160"/>
-        <w:gridCol w:w="2160"/>
-        <w:gridCol w:w="2160"/>
+        <w:gridCol w:w="2551"/>
+        <w:gridCol w:w="3685"/>
+        <w:gridCol w:w="2835"/>
       </w:tblGrid>
       <w:tr>
         <w:tc>
           <w:tcPr>
-            <w:tcW w:type="dxa" w:w="2160"/>
-            <w:shd w:fill="0D2B3E" w:val="clear"/>
-          </w:tcPr>
-          <w:p>
-            <w:r>
-              <w:rPr>
-                <w:rFonts w:ascii="Calibri" w:hAnsi="Calibri"/>
-                <w:b/>
-                <w:color w:val="FFFFFF"/>
-                <w:sz w:val="18"/>
-              </w:rPr>
-              <w:t>カテゴリ</w:t>
-            </w:r>
-          </w:p>
-        </w:tc>
-        <w:tc>
-          <w:tcPr>
-            <w:tcW w:type="dxa" w:w="2160"/>
+            <w:tcW w:type="dxa" w:w="2880"/>
             <w:shd w:fill="0D2B3E" w:val="clear"/>
           </w:tcPr>
           <w:p>
@@ -2142,7 +1841,7 @@
         </w:tc>
         <w:tc>
           <w:tcPr>
-            <w:tcW w:type="dxa" w:w="2160"/>
+            <w:tcW w:type="dxa" w:w="2880"/>
             <w:shd w:fill="0D2B3E" w:val="clear"/>
           </w:tcPr>
           <w:p>
@@ -2159,7 +1858,7 @@
         </w:tc>
         <w:tc>
           <w:tcPr>
-            <w:tcW w:type="dxa" w:w="2160"/>
+            <w:tcW w:type="dxa" w:w="2880"/>
             <w:shd w:fill="0D2B3E" w:val="clear"/>
           </w:tcPr>
           <w:p>
@@ -2178,22 +1877,7 @@
       <w:tr>
         <w:tc>
           <w:tcPr>
-            <w:tcW w:type="dxa" w:w="2160"/>
-            <w:shd w:fill="E8F0F0" w:val="clear"/>
-          </w:tcPr>
-          <w:p>
-            <w:r>
-              <w:rPr>
-                <w:rFonts w:ascii="Calibri" w:hAnsi="Calibri"/>
-                <w:sz w:val="18"/>
-              </w:rPr>
-              <w:t>紹介</w:t>
-            </w:r>
-          </w:p>
-        </w:tc>
-        <w:tc>
-          <w:tcPr>
-            <w:tcW w:type="dxa" w:w="2160"/>
+            <w:tcW w:type="dxa" w:w="2880"/>
             <w:shd w:fill="E8F0F0" w:val="clear"/>
           </w:tcPr>
           <w:p>
@@ -2208,7 +1892,7 @@
         </w:tc>
         <w:tc>
           <w:tcPr>
-            <w:tcW w:type="dxa" w:w="2160"/>
+            <w:tcW w:type="dxa" w:w="2880"/>
             <w:shd w:fill="E8F0F0" w:val="clear"/>
           </w:tcPr>
           <w:p>
@@ -2223,7 +1907,7 @@
         </w:tc>
         <w:tc>
           <w:tcPr>
-            <w:tcW w:type="dxa" w:w="2160"/>
+            <w:tcW w:type="dxa" w:w="2880"/>
             <w:shd w:fill="E8F0F0" w:val="clear"/>
           </w:tcPr>
           <w:p>
@@ -2240,22 +1924,7 @@
       <w:tr>
         <w:tc>
           <w:tcPr>
-            <w:tcW w:type="dxa" w:w="2160"/>
-            <w:shd w:fill="FFFFFF" w:val="clear"/>
-          </w:tcPr>
-          <w:p>
-            <w:r>
-              <w:rPr>
-                <w:rFonts w:ascii="Calibri" w:hAnsi="Calibri"/>
-                <w:sz w:val="18"/>
-              </w:rPr>
-              <w:t>搬送</w:t>
-            </w:r>
-          </w:p>
-        </w:tc>
-        <w:tc>
-          <w:tcPr>
-            <w:tcW w:type="dxa" w:w="2160"/>
+            <w:tcW w:type="dxa" w:w="2880"/>
             <w:shd w:fill="FFFFFF" w:val="clear"/>
           </w:tcPr>
           <w:p>
@@ -2270,7 +1939,7 @@
         </w:tc>
         <w:tc>
           <w:tcPr>
-            <w:tcW w:type="dxa" w:w="2160"/>
+            <w:tcW w:type="dxa" w:w="2880"/>
             <w:shd w:fill="FFFFFF" w:val="clear"/>
           </w:tcPr>
           <w:p>
@@ -2285,7 +1954,7 @@
         </w:tc>
         <w:tc>
           <w:tcPr>
-            <w:tcW w:type="dxa" w:w="2160"/>
+            <w:tcW w:type="dxa" w:w="2880"/>
             <w:shd w:fill="FFFFFF" w:val="clear"/>
           </w:tcPr>
           <w:p>
@@ -2302,7 +1971,7 @@
       <w:tr>
         <w:tc>
           <w:tcPr>
-            <w:tcW w:type="dxa" w:w="2160"/>
+            <w:tcW w:type="dxa" w:w="2880"/>
             <w:shd w:fill="E8F0F0" w:val="clear"/>
           </w:tcPr>
           <w:p>
@@ -2311,28 +1980,13 @@
                 <w:rFonts w:ascii="Calibri" w:hAnsi="Calibri"/>
                 <w:sz w:val="18"/>
               </w:rPr>
-              <w:t>情報連携</w:t>
+              <w:t>電子的診療情報連携</w:t>
             </w:r>
           </w:p>
         </w:tc>
         <w:tc>
           <w:tcPr>
-            <w:tcW w:type="dxa" w:w="2160"/>
-            <w:shd w:fill="E8F0F0" w:val="clear"/>
-          </w:tcPr>
-          <w:p>
-            <w:r>
-              <w:rPr>
-                <w:rFonts w:ascii="Calibri" w:hAnsi="Calibri"/>
-                <w:sz w:val="18"/>
-              </w:rPr>
-              <w:t>電子的診療情報連携体制整備加算</w:t>
-            </w:r>
-          </w:p>
-        </w:tc>
-        <w:tc>
-          <w:tcPr>
-            <w:tcW w:type="dxa" w:w="2160"/>
+            <w:tcW w:type="dxa" w:w="2880"/>
             <w:shd w:fill="E8F0F0" w:val="clear"/>
           </w:tcPr>
           <w:p>
@@ -2347,7 +2001,7 @@
         </w:tc>
         <w:tc>
           <w:tcPr>
-            <w:tcW w:type="dxa" w:w="2160"/>
+            <w:tcW w:type="dxa" w:w="2880"/>
             <w:shd w:fill="E8F0F0" w:val="clear"/>
           </w:tcPr>
           <w:p>
@@ -2364,22 +2018,7 @@
       <w:tr>
         <w:tc>
           <w:tcPr>
-            <w:tcW w:type="dxa" w:w="2160"/>
-            <w:shd w:fill="FFFFFF" w:val="clear"/>
-          </w:tcPr>
-          <w:p>
-            <w:r>
-              <w:rPr>
-                <w:rFonts w:ascii="Calibri" w:hAnsi="Calibri"/>
-                <w:sz w:val="18"/>
-              </w:rPr>
-              <w:t>多職種</w:t>
-            </w:r>
-          </w:p>
-        </w:tc>
-        <w:tc>
-          <w:tcPr>
-            <w:tcW w:type="dxa" w:w="2160"/>
+            <w:tcW w:type="dxa" w:w="2880"/>
             <w:shd w:fill="FFFFFF" w:val="clear"/>
           </w:tcPr>
           <w:p>
@@ -2394,7 +2033,7 @@
         </w:tc>
         <w:tc>
           <w:tcPr>
-            <w:tcW w:type="dxa" w:w="2160"/>
+            <w:tcW w:type="dxa" w:w="2880"/>
             <w:shd w:fill="FFFFFF" w:val="clear"/>
           </w:tcPr>
           <w:p>
@@ -2409,7 +2048,7 @@
         </w:tc>
         <w:tc>
           <w:tcPr>
-            <w:tcW w:type="dxa" w:w="2160"/>
+            <w:tcW w:type="dxa" w:w="2880"/>
             <w:shd w:fill="FFFFFF" w:val="clear"/>
           </w:tcPr>
           <w:p>
@@ -2430,7 +2069,223 @@
         <w:pStyle w:val="Heading2"/>
       </w:pPr>
       <w:r>
-        <w:t>チートシート 3: BCP策定チェックリスト</w:t>
+        <w:t>医療DX 3区分の詳細</w:t>
+      </w:r>
+    </w:p>
+    <w:tbl>
+      <w:tblPr>
+        <w:tblStyle w:val="TableGrid"/>
+        <w:tblW w:type="auto" w:w="0"/>
+        <w:jc w:val="center"/>
+        <w:tblLook w:firstColumn="1" w:firstRow="1" w:lastColumn="0" w:lastRow="0" w:noHBand="0" w:noVBand="1" w:val="04A0"/>
+      </w:tblPr>
+      <w:tblGrid>
+        <w:gridCol w:w="1134"/>
+        <w:gridCol w:w="1417"/>
+        <w:gridCol w:w="6520"/>
+      </w:tblGrid>
+      <w:tr>
+        <w:tc>
+          <w:tcPr>
+            <w:tcW w:type="dxa" w:w="2880"/>
+            <w:shd w:fill="0D2B3E" w:val="clear"/>
+          </w:tcPr>
+          <w:p>
+            <w:r>
+              <w:rPr>
+                <w:rFonts w:ascii="Calibri" w:hAnsi="Calibri"/>
+                <w:b/>
+                <w:color w:val="FFFFFF"/>
+                <w:sz w:val="18"/>
+              </w:rPr>
+              <w:t>区分</w:t>
+            </w:r>
+          </w:p>
+        </w:tc>
+        <w:tc>
+          <w:tcPr>
+            <w:tcW w:type="dxa" w:w="2880"/>
+            <w:shd w:fill="0D2B3E" w:val="clear"/>
+          </w:tcPr>
+          <w:p>
+            <w:r>
+              <w:rPr>
+                <w:rFonts w:ascii="Calibri" w:hAnsi="Calibri"/>
+                <w:b/>
+                <w:color w:val="FFFFFF"/>
+                <w:sz w:val="18"/>
+              </w:rPr>
+              <w:t>初診点数</w:t>
+            </w:r>
+          </w:p>
+        </w:tc>
+        <w:tc>
+          <w:tcPr>
+            <w:tcW w:type="dxa" w:w="2880"/>
+            <w:shd w:fill="0D2B3E" w:val="clear"/>
+          </w:tcPr>
+          <w:p>
+            <w:r>
+              <w:rPr>
+                <w:rFonts w:ascii="Calibri" w:hAnsi="Calibri"/>
+                <w:b/>
+                <w:color w:val="FFFFFF"/>
+                <w:sz w:val="18"/>
+              </w:rPr>
+              <w:t>主な要件</w:t>
+            </w:r>
+          </w:p>
+        </w:tc>
+      </w:tr>
+      <w:tr>
+        <w:tc>
+          <w:tcPr>
+            <w:tcW w:type="dxa" w:w="2880"/>
+            <w:shd w:fill="E8F0F0" w:val="clear"/>
+          </w:tcPr>
+          <w:p>
+            <w:r>
+              <w:rPr>
+                <w:rFonts w:ascii="Calibri" w:hAnsi="Calibri"/>
+                <w:sz w:val="18"/>
+              </w:rPr>
+              <w:t>区分1</w:t>
+            </w:r>
+          </w:p>
+        </w:tc>
+        <w:tc>
+          <w:tcPr>
+            <w:tcW w:type="dxa" w:w="2880"/>
+            <w:shd w:fill="E8F0F0" w:val="clear"/>
+          </w:tcPr>
+          <w:p>
+            <w:r>
+              <w:rPr>
+                <w:rFonts w:ascii="Calibri" w:hAnsi="Calibri"/>
+                <w:sz w:val="18"/>
+              </w:rPr>
+              <w:t>15点</w:t>
+            </w:r>
+          </w:p>
+        </w:tc>
+        <w:tc>
+          <w:tcPr>
+            <w:tcW w:type="dxa" w:w="2880"/>
+            <w:shd w:fill="E8F0F0" w:val="clear"/>
+          </w:tcPr>
+          <w:p>
+            <w:r>
+              <w:rPr>
+                <w:rFonts w:ascii="Calibri" w:hAnsi="Calibri"/>
+                <w:sz w:val="18"/>
+              </w:rPr>
+              <w:t>電子処方箋発行実績 + 電子カルテ情報共有サービス + マイナ保険証利用率30%以上</w:t>
+            </w:r>
+          </w:p>
+        </w:tc>
+      </w:tr>
+      <w:tr>
+        <w:tc>
+          <w:tcPr>
+            <w:tcW w:type="dxa" w:w="2880"/>
+            <w:shd w:fill="FFFFFF" w:val="clear"/>
+          </w:tcPr>
+          <w:p>
+            <w:r>
+              <w:rPr>
+                <w:rFonts w:ascii="Calibri" w:hAnsi="Calibri"/>
+                <w:sz w:val="18"/>
+              </w:rPr>
+              <w:t>区分2</w:t>
+            </w:r>
+          </w:p>
+        </w:tc>
+        <w:tc>
+          <w:tcPr>
+            <w:tcW w:type="dxa" w:w="2880"/>
+            <w:shd w:fill="FFFFFF" w:val="clear"/>
+          </w:tcPr>
+          <w:p>
+            <w:r>
+              <w:rPr>
+                <w:rFonts w:ascii="Calibri" w:hAnsi="Calibri"/>
+                <w:sz w:val="18"/>
+              </w:rPr>
+              <w:t>9点</w:t>
+            </w:r>
+          </w:p>
+        </w:tc>
+        <w:tc>
+          <w:tcPr>
+            <w:tcW w:type="dxa" w:w="2880"/>
+            <w:shd w:fill="FFFFFF" w:val="clear"/>
+          </w:tcPr>
+          <w:p>
+            <w:r>
+              <w:rPr>
+                <w:rFonts w:ascii="Calibri" w:hAnsi="Calibri"/>
+                <w:sz w:val="18"/>
+              </w:rPr>
+              <w:t>電子処方箋発行体制（実績 or 導入計画）+ DXシステム整備</w:t>
+            </w:r>
+          </w:p>
+        </w:tc>
+      </w:tr>
+      <w:tr>
+        <w:tc>
+          <w:tcPr>
+            <w:tcW w:type="dxa" w:w="2880"/>
+            <w:shd w:fill="E8F0F0" w:val="clear"/>
+          </w:tcPr>
+          <w:p>
+            <w:r>
+              <w:rPr>
+                <w:rFonts w:ascii="Calibri" w:hAnsi="Calibri"/>
+                <w:sz w:val="18"/>
+              </w:rPr>
+              <w:t>区分3</w:t>
+            </w:r>
+          </w:p>
+        </w:tc>
+        <w:tc>
+          <w:tcPr>
+            <w:tcW w:type="dxa" w:w="2880"/>
+            <w:shd w:fill="E8F0F0" w:val="clear"/>
+          </w:tcPr>
+          <w:p>
+            <w:r>
+              <w:rPr>
+                <w:rFonts w:ascii="Calibri" w:hAnsi="Calibri"/>
+                <w:sz w:val="18"/>
+              </w:rPr>
+              <w:t>4点</w:t>
+            </w:r>
+          </w:p>
+        </w:tc>
+        <w:tc>
+          <w:tcPr>
+            <w:tcW w:type="dxa" w:w="2880"/>
+            <w:shd w:fill="E8F0F0" w:val="clear"/>
+          </w:tcPr>
+          <w:p>
+            <w:r>
+              <w:rPr>
+                <w:rFonts w:ascii="Calibri" w:hAnsi="Calibri"/>
+                <w:sz w:val="18"/>
+              </w:rPr>
+              <w:t>マイナ保険証利用体制 + 基本的DXシステム</w:t>
+            </w:r>
+          </w:p>
+        </w:tc>
+      </w:tr>
+    </w:tbl>
+    <w:p/>
+    <w:p>
+      <w:pPr>
+        <w:pStyle w:val="Heading2"/>
+      </w:pPr>
+      <w:r>
+        <w:t>BCP策定チェックリスト</w:t>
       </w:r>
     </w:p>
     <w:p>
@@ -2438,7 +2293,7 @@
         <w:pStyle w:val="Heading3"/>
       </w:pPr>
       <w:r>
-        <w:t>BCP策定が求められる施設基準</w:t>
+        <w:t>対象施設基準</w:t>
       </w:r>
     </w:p>
     <w:p>
@@ -2502,7 +2357,7 @@
         <w:pStyle w:val="ListBullet"/>
       </w:pPr>
       <w:r>
-        <w:t>ライフライン途絶時の対応（電気・水道・ガス）</w:t>
+        <w:t>ライフライン途絶時の対応</w:t>
       </w:r>
     </w:p>
     <w:p>
@@ -2579,42 +2434,10 @@
     </w:p>
     <w:p>
       <w:pPr>
-        <w:pStyle w:val="Heading3"/>
-      </w:pPr>
-      <w:r>
-        <w:t>定期的な見直し</w:t>
-      </w:r>
-    </w:p>
-    <w:p>
-      <w:pPr>
-        <w:pStyle w:val="ListBullet"/>
-      </w:pPr>
-      <w:r>
-        <w:t>BCP見直しの頻度を決定（年1回以上推奨）</w:t>
-      </w:r>
-    </w:p>
-    <w:p>
-      <w:pPr>
-        <w:pStyle w:val="ListBullet"/>
-      </w:pPr>
-      <w:r>
-        <w:t>訓練・シミュレーションの実施計画</w:t>
-      </w:r>
-    </w:p>
-    <w:p>
-      <w:pPr>
-        <w:pStyle w:val="ListBullet"/>
-      </w:pPr>
-      <w:r>
-        <w:t>見直し結果の文書化</w:t>
-      </w:r>
-    </w:p>
-    <w:p>
-      <w:pPr>
         <w:pStyle w:val="Heading2"/>
       </w:pPr>
       <w:r>
-        <w:t>チートシート 4: スケジュール</w:t>
+        <w:t>スケジュール</w:t>
       </w:r>
     </w:p>
     <w:tbl>
@@ -2625,9 +2448,9 @@
         <w:tblLook w:firstColumn="1" w:firstRow="1" w:lastColumn="0" w:lastRow="0" w:noHBand="0" w:noVBand="1" w:val="04A0"/>
       </w:tblPr>
       <w:tblGrid>
-        <w:gridCol w:w="2880"/>
-        <w:gridCol w:w="2880"/>
-        <w:gridCol w:w="2880"/>
+        <w:gridCol w:w="1984"/>
+        <w:gridCol w:w="3969"/>
+        <w:gridCol w:w="3118"/>
       </w:tblGrid>
       <w:tr>
         <w:tc>
@@ -2756,7 +2579,7 @@
                 <w:rFonts w:ascii="Calibri" w:hAnsi="Calibri"/>
                 <w:sz w:val="18"/>
               </w:rPr>
-              <w:t>告示・通知の詳細確認、届出書類の準備開始</w:t>
+              <w:t>告示・通知の詳細確認、届出準備</w:t>
             </w:r>
           </w:p>
         </w:tc>
@@ -2865,7 +2688,7 @@
                 <w:rFonts w:ascii="Calibri" w:hAnsi="Calibri"/>
                 <w:sz w:val="18"/>
               </w:rPr>
-              <w:t>管理部門・各部署</w:t>
+              <w:t>管理部門</w:t>
             </w:r>
           </w:p>
         </w:tc>
@@ -2944,7 +2767,7 @@
                 <w:rFonts w:ascii="Calibri" w:hAnsi="Calibri"/>
                 <w:sz w:val="18"/>
               </w:rPr>
-              <w:t>レセプトコンピュータのアップデート</w:t>
+              <w:t>レセコンのアップデート</w:t>
             </w:r>
           </w:p>
         </w:tc>
@@ -2976,7 +2799,7 @@
                 <w:rFonts w:ascii="Calibri" w:hAnsi="Calibri"/>
                 <w:sz w:val="18"/>
               </w:rPr>
-              <w:t>2026年5月</w:t>
+              <w:t>2026年6月1日</w:t>
             </w:r>
           </w:p>
         </w:tc>
@@ -2991,7 +2814,7 @@
                 <w:rFonts w:ascii="Calibri" w:hAnsi="Calibri"/>
                 <w:sz w:val="18"/>
               </w:rPr>
-              <w:t>電子処方箋発行体制の整備</w:t>
+              <w:t>改定施行日</w:t>
             </w:r>
           </w:p>
         </w:tc>
@@ -3006,101 +2829,7 @@
                 <w:rFonts w:ascii="Calibri" w:hAnsi="Calibri"/>
                 <w:sz w:val="18"/>
               </w:rPr>
-              <w:t>薬剤部・医事課</w:t>
-            </w:r>
-          </w:p>
-        </w:tc>
-      </w:tr>
-      <w:tr>
-        <w:tc>
-          <w:tcPr>
-            <w:tcW w:type="dxa" w:w="2880"/>
-            <w:shd w:fill="FFFFFF" w:val="clear"/>
-          </w:tcPr>
-          <w:p>
-            <w:r>
-              <w:rPr>
-                <w:rFonts w:ascii="Calibri" w:hAnsi="Calibri"/>
-                <w:sz w:val="18"/>
-              </w:rPr>
-              <w:t>2026年6月1日</w:t>
-            </w:r>
-          </w:p>
-        </w:tc>
-        <w:tc>
-          <w:tcPr>
-            <w:tcW w:type="dxa" w:w="2880"/>
-            <w:shd w:fill="FFFFFF" w:val="clear"/>
-          </w:tcPr>
-          <w:p>
-            <w:r>
-              <w:rPr>
-                <w:rFonts w:ascii="Calibri" w:hAnsi="Calibri"/>
-                <w:sz w:val="18"/>
-              </w:rPr>
-              <w:t>改定施行日 — 新点数での算定開始</w:t>
-            </w:r>
-          </w:p>
-        </w:tc>
-        <w:tc>
-          <w:tcPr>
-            <w:tcW w:type="dxa" w:w="2880"/>
-            <w:shd w:fill="FFFFFF" w:val="clear"/>
-          </w:tcPr>
-          <w:p>
-            <w:r>
-              <w:rPr>
-                <w:rFonts w:ascii="Calibri" w:hAnsi="Calibri"/>
-                <w:sz w:val="18"/>
-              </w:rPr>
               <w:t>全部門</w:t>
-            </w:r>
-          </w:p>
-        </w:tc>
-      </w:tr>
-      <w:tr>
-        <w:tc>
-          <w:tcPr>
-            <w:tcW w:type="dxa" w:w="2880"/>
-            <w:shd w:fill="E8F0F0" w:val="clear"/>
-          </w:tcPr>
-          <w:p>
-            <w:r>
-              <w:rPr>
-                <w:rFonts w:ascii="Calibri" w:hAnsi="Calibri"/>
-                <w:sz w:val="18"/>
-              </w:rPr>
-              <w:t>2026年7-9月</w:t>
-            </w:r>
-          </w:p>
-        </w:tc>
-        <w:tc>
-          <w:tcPr>
-            <w:tcW w:type="dxa" w:w="2880"/>
-            <w:shd w:fill="E8F0F0" w:val="clear"/>
-          </w:tcPr>
-          <w:p>
-            <w:r>
-              <w:rPr>
-                <w:rFonts w:ascii="Calibri" w:hAnsi="Calibri"/>
-                <w:sz w:val="18"/>
-              </w:rPr>
-              <w:t>新算定の運用確認・レセプト点検</w:t>
-            </w:r>
-          </w:p>
-        </w:tc>
-        <w:tc>
-          <w:tcPr>
-            <w:tcW w:type="dxa" w:w="2880"/>
-            <w:shd w:fill="E8F0F0" w:val="clear"/>
-          </w:tcPr>
-          <w:p>
-            <w:r>
-              <w:rPr>
-                <w:rFonts w:ascii="Calibri" w:hAnsi="Calibri"/>
-                <w:sz w:val="18"/>
-              </w:rPr>
-              <w:t>医事課</w:t>
             </w:r>
           </w:p>
         </w:tc>
@@ -3178,9 +2907,9 @@
         <w:tblLook w:firstColumn="1" w:firstRow="1" w:lastColumn="0" w:lastRow="0" w:noHBand="0" w:noVBand="1" w:val="04A0"/>
       </w:tblPr>
       <w:tblGrid>
-        <w:gridCol w:w="2880"/>
-        <w:gridCol w:w="2880"/>
-        <w:gridCol w:w="2880"/>
+        <w:gridCol w:w="1417"/>
+        <w:gridCol w:w="1984"/>
+        <w:gridCol w:w="5669"/>
       </w:tblGrid>
       <w:tr>
         <w:tc>
@@ -3213,7 +2942,7 @@
                 <w:color w:val="FFFFFF"/>
                 <w:sz w:val="18"/>
               </w:rPr>
-              <w:t>内容</w:t>
+              <w:t>スライド</w:t>
             </w:r>
           </w:p>
         </w:tc>
@@ -3247,7 +2976,7 @@
                 <w:rFonts w:ascii="Calibri" w:hAnsi="Calibri"/>
                 <w:sz w:val="18"/>
               </w:rPr>
-              <w:t>0:00-1:00</w:t>
+              <w:t>0-1分</w:t>
             </w:r>
           </w:p>
         </w:tc>
@@ -3262,7 +2991,7 @@
                 <w:rFonts w:ascii="Calibri" w:hAnsi="Calibri"/>
                 <w:sz w:val="18"/>
               </w:rPr>
-              <w:t>注意喚起</w:t>
+              <w:t>S1 インパクト数字</w:t>
             </w:r>
           </w:p>
         </w:tc>
@@ -3277,7 +3006,7 @@
                 <w:rFonts w:ascii="Calibri" w:hAnsi="Calibri"/>
                 <w:sz w:val="18"/>
               </w:rPr>
-              <w:t>「+3.09%、30年ぶりの大幅改定です。改定の半分以上は賃上げと物価対策です」</w:t>
+              <w:t>「+3.09%、30年ぶりの大幅改定です」</w:t>
             </w:r>
           </w:p>
         </w:tc>
@@ -3294,7 +3023,7 @@
                 <w:rFonts w:ascii="Calibri" w:hAnsi="Calibri"/>
                 <w:sz w:val="18"/>
               </w:rPr>
-              <w:t>1:00-2:00</w:t>
+              <w:t>1-2分</w:t>
             </w:r>
           </w:p>
         </w:tc>
@@ -3309,7 +3038,7 @@
                 <w:rFonts w:ascii="Calibri" w:hAnsi="Calibri"/>
                 <w:sz w:val="18"/>
               </w:rPr>
-              <w:t>学習目標</w:t>
+              <w:t>S2 学習目標</w:t>
             </w:r>
           </w:p>
         </w:tc>
@@ -3341,7 +3070,7 @@
                 <w:rFonts w:ascii="Calibri" w:hAnsi="Calibri"/>
                 <w:sz w:val="18"/>
               </w:rPr>
-              <w:t>2:00-4:00</w:t>
+              <w:t>2-3分</w:t>
             </w:r>
           </w:p>
         </w:tc>
@@ -3356,7 +3085,7 @@
                 <w:rFonts w:ascii="Calibri" w:hAnsi="Calibri"/>
                 <w:sz w:val="18"/>
               </w:rPr>
-              <w:t>前提確認</w:t>
+              <w:t>S3 Quick Poll</w:t>
             </w:r>
           </w:p>
         </w:tc>
@@ -3371,7 +3100,7 @@
                 <w:rFonts w:ascii="Calibri" w:hAnsi="Calibri"/>
                 <w:sz w:val="18"/>
               </w:rPr>
-              <w:t>「前回2024年の改定内容を覚えている人？」（少なければ「安心してください、今日で追いつきます」）</w:t>
+              <w:t>「前回改定覚えてる人？少なければ安心してください、今日で追いつきます」</w:t>
             </w:r>
           </w:p>
         </w:tc>
@@ -3388,7 +3117,7 @@
                 <w:rFonts w:ascii="Calibri" w:hAnsi="Calibri"/>
                 <w:sz w:val="18"/>
               </w:rPr>
-              <w:t>4:00-5:00</w:t>
+              <w:t>3-5分</w:t>
             </w:r>
           </w:p>
         </w:tc>
@@ -3403,7 +3132,7 @@
                 <w:rFonts w:ascii="Calibri" w:hAnsi="Calibri"/>
                 <w:sz w:val="18"/>
               </w:rPr>
-              <w:t>改定4本柱</w:t>
+              <w:t>S4 4つの柱</w:t>
             </w:r>
           </w:p>
         </w:tc>
@@ -3418,7 +3147,7 @@
                 <w:rFonts w:ascii="Calibri" w:hAnsi="Calibri"/>
                 <w:sz w:val="18"/>
               </w:rPr>
-              <w:t>「賃上げ・DX・かかりつけ・急性期再編。総合診療医はこの全部に関わる」</w:t>
+              <w:t>「賃上げ・DX・かかりつけ・急性期再編。全部に関わるのが総合診療医」</w:t>
             </w:r>
           </w:p>
         </w:tc>
@@ -3435,7 +3164,7 @@
                 <w:rFonts w:ascii="Calibri" w:hAnsi="Calibri"/>
                 <w:sz w:val="18"/>
               </w:rPr>
-              <w:t>5:00-9:00</w:t>
+              <w:t>5-7分</w:t>
             </w:r>
           </w:p>
         </w:tc>
@@ -3450,7 +3179,7 @@
                 <w:rFonts w:ascii="Calibri" w:hAnsi="Calibri"/>
                 <w:sz w:val="18"/>
               </w:rPr>
-              <w:t>設定別ポイント</w:t>
+              <w:t>S5 給料</w:t>
             </w:r>
           </w:p>
         </w:tc>
@@ -3465,7 +3194,7 @@
                 <w:rFonts w:ascii="Calibri" w:hAnsi="Calibri"/>
                 <w:sz w:val="18"/>
               </w:rPr>
-              <w:t>「外来・入院・救急・連携の4つに分けて見ていきます」</w:t>
+              <w:t>「ベースアップ6→17点。全職員対象に拡大」</w:t>
             </w:r>
           </w:p>
         </w:tc>
@@ -3482,7 +3211,7 @@
                 <w:rFonts w:ascii="Calibri" w:hAnsi="Calibri"/>
                 <w:sz w:val="18"/>
               </w:rPr>
-              <w:t>9:00-10:00</w:t>
+              <w:t>7-8分</w:t>
             </w:r>
           </w:p>
         </w:tc>
@@ -3497,7 +3226,7 @@
                 <w:rFonts w:ascii="Calibri" w:hAnsi="Calibri"/>
                 <w:sz w:val="18"/>
               </w:rPr>
-              <w:t>医療DX+BCP</w:t>
+              <w:t>S6 DX再編</w:t>
             </w:r>
           </w:p>
         </w:tc>
@@ -3512,7 +3241,7 @@
                 <w:rFonts w:ascii="Calibri" w:hAnsi="Calibri"/>
                 <w:sz w:val="18"/>
               </w:rPr>
-              <w:t>「DXは利用率30%がキーナンバーです」</w:t>
+              <w:t>「DXは利用率30%がキーナンバー」</w:t>
             </w:r>
           </w:p>
         </w:tc>
@@ -3529,7 +3258,7 @@
                 <w:rFonts w:ascii="Calibri" w:hAnsi="Calibri"/>
                 <w:sz w:val="18"/>
               </w:rPr>
-              <w:t>10:00-13:00</w:t>
+              <w:t>8-10分</w:t>
             </w:r>
           </w:p>
         </w:tc>
@@ -3544,7 +3273,7 @@
                 <w:rFonts w:ascii="Calibri" w:hAnsi="Calibri"/>
                 <w:sz w:val="18"/>
               </w:rPr>
-              <w:t>ケースディスカッション</w:t>
+              <w:t>S7 BCP</w:t>
             </w:r>
           </w:p>
         </w:tc>
@@ -3559,7 +3288,7 @@
                 <w:rFonts w:ascii="Calibri" w:hAnsi="Calibri"/>
                 <w:sz w:val="18"/>
               </w:rPr>
-              <w:t>「200床の病院の専攻医だと想定して、ペアで話してください。3分間、どうぞ！」</w:t>
+              <w:t>「BCP策定が義務化。期限は2027年5月末」</w:t>
             </w:r>
           </w:p>
         </w:tc>
@@ -3576,7 +3305,7 @@
                 <w:rFonts w:ascii="Calibri" w:hAnsi="Calibri"/>
                 <w:sz w:val="18"/>
               </w:rPr>
-              <w:t>13:00-15:00</w:t>
+              <w:t>10-13分</w:t>
             </w:r>
           </w:p>
         </w:tc>
@@ -3591,7 +3320,7 @@
                 <w:rFonts w:ascii="Calibri" w:hAnsi="Calibri"/>
                 <w:sz w:val="18"/>
               </w:rPr>
-              <w:t>振り返り+持ち帰り</w:t>
+              <w:t>S8 ディスカッション</w:t>
             </w:r>
           </w:p>
         </w:tc>
@@ -3606,7 +3335,54 @@
                 <w:rFonts w:ascii="Calibri" w:hAnsi="Calibri"/>
                 <w:sz w:val="18"/>
               </w:rPr>
-              <w:t>「4つの柱を2つ以上言えますか？最後に3つの宿題です」</w:t>
+              <w:t>「ペアで3分、どうぞ！」</w:t>
+            </w:r>
+          </w:p>
+        </w:tc>
+      </w:tr>
+      <w:tr>
+        <w:tc>
+          <w:tcPr>
+            <w:tcW w:type="dxa" w:w="2880"/>
+            <w:shd w:fill="E8F0F0" w:val="clear"/>
+          </w:tcPr>
+          <w:p>
+            <w:r>
+              <w:rPr>
+                <w:rFonts w:ascii="Calibri" w:hAnsi="Calibri"/>
+                <w:sz w:val="18"/>
+              </w:rPr>
+              <w:t>13-15分</w:t>
+            </w:r>
+          </w:p>
+        </w:tc>
+        <w:tc>
+          <w:tcPr>
+            <w:tcW w:type="dxa" w:w="2880"/>
+            <w:shd w:fill="E8F0F0" w:val="clear"/>
+          </w:tcPr>
+          <w:p>
+            <w:r>
+              <w:rPr>
+                <w:rFonts w:ascii="Calibri" w:hAnsi="Calibri"/>
+                <w:sz w:val="18"/>
+              </w:rPr>
+              <w:t>S9 持ち帰り</w:t>
+            </w:r>
+          </w:p>
+        </w:tc>
+        <w:tc>
+          <w:tcPr>
+            <w:tcW w:type="dxa" w:w="2880"/>
+            <w:shd w:fill="E8F0F0" w:val="clear"/>
+          </w:tcPr>
+          <w:p>
+            <w:r>
+              <w:rPr>
+                <w:rFonts w:ascii="Calibri" w:hAnsi="Calibri"/>
+                <w:sz w:val="18"/>
+              </w:rPr>
+              <w:t>「3つの宿題。チートシートは配布資料です」</w:t>
             </w:r>
           </w:p>
         </w:tc>
@@ -3629,9 +3405,9 @@
         <w:tblLook w:firstColumn="1" w:firstRow="1" w:lastColumn="0" w:lastRow="0" w:noHBand="0" w:noVBand="1" w:val="04A0"/>
       </w:tblPr>
       <w:tblGrid>
-        <w:gridCol w:w="2880"/>
-        <w:gridCol w:w="2880"/>
-        <w:gridCol w:w="2880"/>
+        <w:gridCol w:w="1417"/>
+        <w:gridCol w:w="1984"/>
+        <w:gridCol w:w="5669"/>
       </w:tblGrid>
       <w:tr>
         <w:tc>
@@ -3664,7 +3440,7 @@
                 <w:color w:val="FFFFFF"/>
                 <w:sz w:val="18"/>
               </w:rPr>
-              <w:t>内容</w:t>
+              <w:t>スライド</w:t>
             </w:r>
           </w:p>
         </w:tc>
@@ -3698,7 +3474,7 @@
                 <w:rFonts w:ascii="Calibri" w:hAnsi="Calibri"/>
                 <w:sz w:val="18"/>
               </w:rPr>
-              <w:t>0:00-1:00</w:t>
+              <w:t>0-1分</w:t>
             </w:r>
           </w:p>
         </w:tc>
@@ -3713,7 +3489,7 @@
                 <w:rFonts w:ascii="Calibri" w:hAnsi="Calibri"/>
                 <w:sz w:val="18"/>
               </w:rPr>
-              <w:t>注意喚起</w:t>
+              <w:t>S1 インパクト</w:t>
             </w:r>
           </w:p>
         </w:tc>
@@ -3728,7 +3504,7 @@
                 <w:rFonts w:ascii="Calibri" w:hAnsi="Calibri"/>
                 <w:sz w:val="18"/>
               </w:rPr>
-              <w:t>「今日の話は皆さんの給料に直結します」</w:t>
+              <w:t>「皆さんの給料に直結する改定です」</w:t>
             </w:r>
           </w:p>
         </w:tc>
@@ -3745,7 +3521,7 @@
                 <w:rFonts w:ascii="Calibri" w:hAnsi="Calibri"/>
                 <w:sz w:val="18"/>
               </w:rPr>
-              <w:t>1:00-2:00</w:t>
+              <w:t>1-2分</w:t>
             </w:r>
           </w:p>
         </w:tc>
@@ -3760,7 +3536,7 @@
                 <w:rFonts w:ascii="Calibri" w:hAnsi="Calibri"/>
                 <w:sz w:val="18"/>
               </w:rPr>
-              <w:t>学習目標</w:t>
+              <w:t>S2 目標</w:t>
             </w:r>
           </w:p>
         </w:tc>
@@ -3792,7 +3568,7 @@
                 <w:rFonts w:ascii="Calibri" w:hAnsi="Calibri"/>
                 <w:sz w:val="18"/>
               </w:rPr>
-              <w:t>2:00-4:00</w:t>
+              <w:t>2-4分</w:t>
             </w:r>
           </w:p>
         </w:tc>
@@ -3807,7 +3583,7 @@
                 <w:rFonts w:ascii="Calibri" w:hAnsi="Calibri"/>
                 <w:sz w:val="18"/>
               </w:rPr>
-              <w:t>給与関連</w:t>
+              <w:t>S3 給料</w:t>
             </w:r>
           </w:p>
         </w:tc>
@@ -3822,7 +3598,7 @@
                 <w:rFonts w:ascii="Calibri" w:hAnsi="Calibri"/>
                 <w:sz w:val="18"/>
               </w:rPr>
-              <w:t>「ベースアップ評価料が6点から17点に。対象が全職員に広がりました」</w:t>
+              <w:t>「ベースアップ6→17点。事務も介護も全職員対象に」</w:t>
             </w:r>
           </w:p>
         </w:tc>
@@ -3839,7 +3615,7 @@
                 <w:rFonts w:ascii="Calibri" w:hAnsi="Calibri"/>
                 <w:sz w:val="18"/>
               </w:rPr>
-              <w:t>4:00-6:00</w:t>
+              <w:t>4-6分</w:t>
             </w:r>
           </w:p>
         </w:tc>
@@ -3854,7 +3630,7 @@
                 <w:rFonts w:ascii="Calibri" w:hAnsi="Calibri"/>
                 <w:sz w:val="18"/>
               </w:rPr>
-              <w:t>DX+BCP</w:t>
+              <w:t>S4 マイナ保険証</w:t>
             </w:r>
           </w:p>
         </w:tc>
@@ -3869,7 +3645,7 @@
                 <w:rFonts w:ascii="Calibri" w:hAnsi="Calibri"/>
                 <w:sz w:val="18"/>
               </w:rPr>
-              <w:t>「マイナ保険証利用率30%以上で収入が変わります。BCPも義務化です」</w:t>
+              <w:t>「利用率30%で収入が変わります」</w:t>
             </w:r>
           </w:p>
         </w:tc>
@@ -3886,7 +3662,7 @@
                 <w:rFonts w:ascii="Calibri" w:hAnsi="Calibri"/>
                 <w:sz w:val="18"/>
               </w:rPr>
-              <w:t>6:00-7:00</w:t>
+              <w:t>6-7分</w:t>
             </w:r>
           </w:p>
         </w:tc>
@@ -3901,7 +3677,7 @@
                 <w:rFonts w:ascii="Calibri" w:hAnsi="Calibri"/>
                 <w:sz w:val="18"/>
               </w:rPr>
-              <w:t>部署別</w:t>
+              <w:t>S5 BCP</w:t>
             </w:r>
           </w:p>
         </w:tc>
@@ -3916,7 +3692,7 @@
                 <w:rFonts w:ascii="Calibri" w:hAnsi="Calibri"/>
                 <w:sz w:val="18"/>
               </w:rPr>
-              <w:t>「あなたの部署はどれですか？」</w:t>
+              <w:t>「BCPが義務化。2027年5月末までに策定」</w:t>
             </w:r>
           </w:p>
         </w:tc>
@@ -3933,7 +3709,7 @@
                 <w:rFonts w:ascii="Calibri" w:hAnsi="Calibri"/>
                 <w:sz w:val="18"/>
               </w:rPr>
-              <w:t>7:00-9:00</w:t>
+              <w:t>7-9分</w:t>
             </w:r>
           </w:p>
         </w:tc>
@@ -3948,7 +3724,7 @@
                 <w:rFonts w:ascii="Calibri" w:hAnsi="Calibri"/>
                 <w:sz w:val="18"/>
               </w:rPr>
-              <w:t>グループ対話</w:t>
+              <w:t>S6 対話</w:t>
             </w:r>
           </w:p>
         </w:tc>
@@ -3963,7 +3739,7 @@
                 <w:rFonts w:ascii="Calibri" w:hAnsi="Calibri"/>
                 <w:sz w:val="18"/>
               </w:rPr>
-              <w:t>「あなたの業務で一番影響がありそうなのは？2分、どうぞ！」</w:t>
+              <w:t>「一番影響がありそうなのは？2分どうぞ」</w:t>
             </w:r>
           </w:p>
         </w:tc>
@@ -3980,7 +3756,7 @@
                 <w:rFonts w:ascii="Calibri" w:hAnsi="Calibri"/>
                 <w:sz w:val="18"/>
               </w:rPr>
-              <w:t>9:00-10:00</w:t>
+              <w:t>9-10分</w:t>
             </w:r>
           </w:p>
         </w:tc>
@@ -3995,7 +3771,7 @@
                 <w:rFonts w:ascii="Calibri" w:hAnsi="Calibri"/>
                 <w:sz w:val="18"/>
               </w:rPr>
-              <w:t>まとめ</w:t>
+              <w:t>S7 まとめ</w:t>
             </w:r>
           </w:p>
         </w:tc>
@@ -4010,7 +3786,7 @@
                 <w:rFonts w:ascii="Calibri" w:hAnsi="Calibri"/>
                 <w:sz w:val="18"/>
               </w:rPr>
-              <w:t>「3つだけ。賃上げ原資、マイナ保険証、BCP。明日1つ変えるなら何ですか？」</w:t>
+              <w:t>「3つ：賃上げ原資、マイナ保険証、BCP」</w:t>
             </w:r>
           </w:p>
         </w:tc>
@@ -4033,8 +3809,8 @@
         <w:tblLook w:firstColumn="1" w:firstRow="1" w:lastColumn="0" w:lastRow="0" w:noHBand="0" w:noVBand="1" w:val="04A0"/>
       </w:tblPr>
       <w:tblGrid>
-        <w:gridCol w:w="4320"/>
-        <w:gridCol w:w="4320"/>
+        <w:gridCol w:w="3118"/>
+        <w:gridCol w:w="5953"/>
       </w:tblGrid>
       <w:tr>
         <w:tc>
@@ -4084,7 +3860,7 @@
                 <w:rFonts w:ascii="Calibri" w:hAnsi="Calibri"/>
                 <w:sz w:val="18"/>
               </w:rPr>
-              <w:t>「結局、自分の給料はいくら上がるの？」</w:t>
+              <w:t>「結局、給料はいくら上がるの？」</w:t>
             </w:r>
           </w:p>
         </w:tc>
@@ -4099,7 +3875,7 @@
                 <w:rFonts w:ascii="Calibri" w:hAnsi="Calibri"/>
                 <w:sz w:val="18"/>
               </w:rPr>
-              <w:t>「病院全体の収入は確実に増えます。ベースアップ評価料の原資が全職員に使えるので、配分が決まります」</w:t>
+              <w:t>「病院全体の収入は確実に増えます。配分は経営判断ですが、原資が増えたのは事実」</w:t>
             </w:r>
           </w:p>
         </w:tc>
@@ -4116,7 +3892,7 @@
                 <w:rFonts w:ascii="Calibri" w:hAnsi="Calibri"/>
                 <w:sz w:val="18"/>
               </w:rPr>
-              <w:t>「BCPなんて作っても意味がない」</w:t>
+              <w:t>「BCPなんて意味がない」</w:t>
             </w:r>
           </w:p>
         </w:tc>
@@ -4131,7 +3907,7 @@
                 <w:rFonts w:ascii="Calibri" w:hAnsi="Calibri"/>
                 <w:sz w:val="18"/>
               </w:rPr>
-              <w:t>「能登半島地震の経験が背景にあります。BCPがあったところとなかったところで対応に大きな差が出ました」</w:t>
+              <w:t>「能登半島地震でBCPがあった施設とない施設で対応に大差が出ました」</w:t>
             </w:r>
           </w:p>
         </w:tc>
@@ -4148,7 +3924,7 @@
                 <w:rFonts w:ascii="Calibri" w:hAnsi="Calibri"/>
                 <w:sz w:val="18"/>
               </w:rPr>
-              <w:t>「マイナ保険証を嫌がる患者さんにどう対応？」</w:t>
+              <w:t>「マイナ保険証を嫌がる患者への対応は？」</w:t>
             </w:r>
           </w:p>
         </w:tc>
@@ -4163,7 +3939,7 @@
                 <w:rFonts w:ascii="Calibri" w:hAnsi="Calibri"/>
                 <w:sz w:val="18"/>
               </w:rPr>
-              <w:t>「強制ではありません。メリットを伝えて自然に促す声かけが大切です」</w:t>
+              <w:t>「強制ではなく、メリットを伝えて自然に促す声かけが大切です」</w:t>
             </w:r>
           </w:p>
         </w:tc>
@@ -4180,7 +3956,7 @@
                 <w:rFonts w:ascii="Calibri" w:hAnsi="Calibri"/>
                 <w:sz w:val="18"/>
               </w:rPr>
-              <w:t>「改定の内容が多すぎて覚えられない」</w:t>
+              <w:t>時間が余った</w:t>
             </w:r>
           </w:p>
         </w:tc>
@@ -4195,7 +3971,7 @@
                 <w:rFonts w:ascii="Calibri" w:hAnsi="Calibri"/>
                 <w:sz w:val="18"/>
               </w:rPr>
-              <w:t>「全部覚える必要はありません。あなたの部署に関係する1-2項目だけ押さえてください」</w:t>
+              <w:t>「BCP策定、あなたの部署で最初にやるべきことは？」で追加ディスカッション</w:t>
             </w:r>
           </w:p>
         </w:tc>
@@ -4212,7 +3988,7 @@
                 <w:rFonts w:ascii="Calibri" w:hAnsi="Calibri"/>
                 <w:sz w:val="18"/>
               </w:rPr>
-              <w:t>時間が余った</w:t>
+              <w:t>時間が足りない</w:t>
             </w:r>
           </w:p>
         </w:tc>
@@ -4227,39 +4003,7 @@
                 <w:rFonts w:ascii="Calibri" w:hAnsi="Calibri"/>
                 <w:sz w:val="18"/>
               </w:rPr>
-              <w:t>「BCP策定、あなたの部署で最初にやるべきことは何ですか？」で追加ディスカッション</w:t>
-            </w:r>
-          </w:p>
-        </w:tc>
-      </w:tr>
-      <w:tr>
-        <w:tc>
-          <w:tcPr>
-            <w:tcW w:type="dxa" w:w="4320"/>
-            <w:shd w:fill="FFFFFF" w:val="clear"/>
-          </w:tcPr>
-          <w:p>
-            <w:r>
-              <w:rPr>
-                <w:rFonts w:ascii="Calibri" w:hAnsi="Calibri"/>
-                <w:sz w:val="18"/>
-              </w:rPr>
-              <w:t>時間が足りない</w:t>
-            </w:r>
-          </w:p>
-        </w:tc>
-        <w:tc>
-          <w:tcPr>
-            <w:tcW w:type="dxa" w:w="4320"/>
-            <w:shd w:fill="FFFFFF" w:val="clear"/>
-          </w:tcPr>
-          <w:p>
-            <w:r>
-              <w:rPr>
-                <w:rFonts w:ascii="Calibri" w:hAnsi="Calibri"/>
-                <w:sz w:val="18"/>
-              </w:rPr>
-              <w:t>部署別アクションを「配布資料参照」に短縮。ディスカッションを1分に圧縮</w:t>
+              <w:t>ディスカッションを1分に圧縮、「配布資料参照」で省略</w:t>
             </w:r>
           </w:p>
         </w:tc>
@@ -4290,7 +4034,7 @@
           <w:i/>
           <w:sz w:val="18"/>
         </w:rPr>
-        <w:t>スマートフォンでQRコードを読み取ると、各ソースに直接アクセスできます。</w:t>
+        <w:t>スマートフォンでQRコードを読み取ると各ソースに直接アクセスできます。</w:t>
       </w:r>
     </w:p>
     <w:tbl>
@@ -4719,282 +4463,6 @@
           </w:p>
         </w:tc>
       </w:tr>
-      <w:tr>
-        <w:tc>
-          <w:tcPr>
-            <w:tcW w:type="dxa" w:w="2160"/>
-          </w:tcPr>
-          <w:p>
-            <w:pPr>
-              <w:jc w:val="center"/>
-            </w:pPr>
-            <w:r>
-              <w:drawing>
-                <wp:inline xmlns:a="http://schemas.openxmlformats.org/drawingml/2006/main" xmlns:pic="http://schemas.openxmlformats.org/drawingml/2006/picture">
-                  <wp:extent cx="900000" cy="900000"/>
-                  <wp:docPr id="7" name="Picture 7"/>
-                  <wp:cNvGraphicFramePr>
-                    <a:graphicFrameLocks noChangeAspect="1"/>
-                  </wp:cNvGraphicFramePr>
-                  <a:graphic>
-                    <a:graphicData uri="http://schemas.openxmlformats.org/drawingml/2006/picture">
-                      <pic:pic>
-                        <pic:nvPicPr>
-                          <pic:cNvPr id="0" name="image.png"/>
-                          <pic:cNvPicPr/>
-                        </pic:nvPicPr>
-                        <pic:blipFill>
-                          <a:blip r:embed="rId15"/>
-                          <a:stretch>
-                            <a:fillRect/>
-                          </a:stretch>
-                        </pic:blipFill>
-                        <pic:spPr>
-                          <a:xfrm>
-                            <a:off x="0" y="0"/>
-                            <a:ext cx="900000" cy="900000"/>
-                          </a:xfrm>
-                          <a:prstGeom prst="rect"/>
-                        </pic:spPr>
-                      </pic:pic>
-                    </a:graphicData>
-                  </a:graphic>
-                </wp:inline>
-              </w:drawing>
-            </w:r>
-          </w:p>
-        </w:tc>
-        <w:tc>
-          <w:tcPr>
-            <w:tcW w:type="dxa" w:w="2160"/>
-          </w:tcPr>
-          <w:p>
-            <w:r>
-              <w:rPr>
-                <w:rFonts w:ascii="Calibri" w:hAnsi="Calibri"/>
-                <w:b/>
-                <w:sz w:val="16"/>
-              </w:rPr>
-              <w:t>GemMed — 物価・賃上げ対応</w:t>
-            </w:r>
-          </w:p>
-          <w:p>
-            <w:r>
-              <w:rPr>
-                <w:color w:val="444499"/>
-                <w:sz w:val="12"/>
-              </w:rPr>
-              <w:t>https://gemmed.ghc-j.com/?p=72909</w:t>
-            </w:r>
-          </w:p>
-        </w:tc>
-        <w:tc>
-          <w:tcPr>
-            <w:tcW w:type="dxa" w:w="2160"/>
-          </w:tcPr>
-          <w:p>
-            <w:pPr>
-              <w:jc w:val="center"/>
-            </w:pPr>
-            <w:r>
-              <w:drawing>
-                <wp:inline xmlns:a="http://schemas.openxmlformats.org/drawingml/2006/main" xmlns:pic="http://schemas.openxmlformats.org/drawingml/2006/picture">
-                  <wp:extent cx="900000" cy="900000"/>
-                  <wp:docPr id="8" name="Picture 8"/>
-                  <wp:cNvGraphicFramePr>
-                    <a:graphicFrameLocks noChangeAspect="1"/>
-                  </wp:cNvGraphicFramePr>
-                  <a:graphic>
-                    <a:graphicData uri="http://schemas.openxmlformats.org/drawingml/2006/picture">
-                      <pic:pic>
-                        <pic:nvPicPr>
-                          <pic:cNvPr id="0" name="image.png"/>
-                          <pic:cNvPicPr/>
-                        </pic:nvPicPr>
-                        <pic:blipFill>
-                          <a:blip r:embed="rId16"/>
-                          <a:stretch>
-                            <a:fillRect/>
-                          </a:stretch>
-                        </pic:blipFill>
-                        <pic:spPr>
-                          <a:xfrm>
-                            <a:off x="0" y="0"/>
-                            <a:ext cx="900000" cy="900000"/>
-                          </a:xfrm>
-                          <a:prstGeom prst="rect"/>
-                        </pic:spPr>
-                      </pic:pic>
-                    </a:graphicData>
-                  </a:graphic>
-                </wp:inline>
-              </w:drawing>
-            </w:r>
-          </w:p>
-        </w:tc>
-        <w:tc>
-          <w:tcPr>
-            <w:tcW w:type="dxa" w:w="2160"/>
-          </w:tcPr>
-          <w:p>
-            <w:r>
-              <w:rPr>
-                <w:rFonts w:ascii="Calibri" w:hAnsi="Calibri"/>
-                <w:b/>
-                <w:sz w:val="16"/>
-              </w:rPr>
-              <w:t>med-cpa.jp — 機能強化加算</w:t>
-            </w:r>
-          </w:p>
-          <w:p>
-            <w:r>
-              <w:rPr>
-                <w:color w:val="444499"/>
-                <w:sz w:val="12"/>
-              </w:rPr>
-              <w:t>https://med-cpa.jp/hoshu-12/</w:t>
-            </w:r>
-          </w:p>
-        </w:tc>
-      </w:tr>
-      <w:tr>
-        <w:tc>
-          <w:tcPr>
-            <w:tcW w:type="dxa" w:w="2160"/>
-          </w:tcPr>
-          <w:p>
-            <w:pPr>
-              <w:jc w:val="center"/>
-            </w:pPr>
-            <w:r>
-              <w:drawing>
-                <wp:inline xmlns:a="http://schemas.openxmlformats.org/drawingml/2006/main" xmlns:pic="http://schemas.openxmlformats.org/drawingml/2006/picture">
-                  <wp:extent cx="900000" cy="900000"/>
-                  <wp:docPr id="9" name="Picture 9"/>
-                  <wp:cNvGraphicFramePr>
-                    <a:graphicFrameLocks noChangeAspect="1"/>
-                  </wp:cNvGraphicFramePr>
-                  <a:graphic>
-                    <a:graphicData uri="http://schemas.openxmlformats.org/drawingml/2006/picture">
-                      <pic:pic>
-                        <pic:nvPicPr>
-                          <pic:cNvPr id="0" name="image.png"/>
-                          <pic:cNvPicPr/>
-                        </pic:nvPicPr>
-                        <pic:blipFill>
-                          <a:blip r:embed="rId17"/>
-                          <a:stretch>
-                            <a:fillRect/>
-                          </a:stretch>
-                        </pic:blipFill>
-                        <pic:spPr>
-                          <a:xfrm>
-                            <a:off x="0" y="0"/>
-                            <a:ext cx="900000" cy="900000"/>
-                          </a:xfrm>
-                          <a:prstGeom prst="rect"/>
-                        </pic:spPr>
-                      </pic:pic>
-                    </a:graphicData>
-                  </a:graphic>
-                </wp:inline>
-              </w:drawing>
-            </w:r>
-          </w:p>
-        </w:tc>
-        <w:tc>
-          <w:tcPr>
-            <w:tcW w:type="dxa" w:w="2160"/>
-          </w:tcPr>
-          <w:p>
-            <w:r>
-              <w:rPr>
-                <w:rFonts w:ascii="Calibri" w:hAnsi="Calibri"/>
-                <w:b/>
-                <w:sz w:val="16"/>
-              </w:rPr>
-              <w:t>med-cpa.jp — 地域包括診療加算</w:t>
-            </w:r>
-          </w:p>
-          <w:p>
-            <w:r>
-              <w:rPr>
-                <w:color w:val="444499"/>
-                <w:sz w:val="12"/>
-              </w:rPr>
-              <w:t>https://med-cpa.jp/hoshu-14/</w:t>
-            </w:r>
-          </w:p>
-        </w:tc>
-        <w:tc>
-          <w:tcPr>
-            <w:tcW w:type="dxa" w:w="2160"/>
-          </w:tcPr>
-          <w:p>
-            <w:pPr>
-              <w:jc w:val="center"/>
-            </w:pPr>
-            <w:r>
-              <w:drawing>
-                <wp:inline xmlns:a="http://schemas.openxmlformats.org/drawingml/2006/main" xmlns:pic="http://schemas.openxmlformats.org/drawingml/2006/picture">
-                  <wp:extent cx="900000" cy="900000"/>
-                  <wp:docPr id="10" name="Picture 10"/>
-                  <wp:cNvGraphicFramePr>
-                    <a:graphicFrameLocks noChangeAspect="1"/>
-                  </wp:cNvGraphicFramePr>
-                  <a:graphic>
-                    <a:graphicData uri="http://schemas.openxmlformats.org/drawingml/2006/picture">
-                      <pic:pic>
-                        <pic:nvPicPr>
-                          <pic:cNvPr id="0" name="image.png"/>
-                          <pic:cNvPicPr/>
-                        </pic:nvPicPr>
-                        <pic:blipFill>
-                          <a:blip r:embed="rId18"/>
-                          <a:stretch>
-                            <a:fillRect/>
-                          </a:stretch>
-                        </pic:blipFill>
-                        <pic:spPr>
-                          <a:xfrm>
-                            <a:off x="0" y="0"/>
-                            <a:ext cx="900000" cy="900000"/>
-                          </a:xfrm>
-                          <a:prstGeom prst="rect"/>
-                        </pic:spPr>
-                      </pic:pic>
-                    </a:graphicData>
-                  </a:graphic>
-                </wp:inline>
-              </w:drawing>
-            </w:r>
-          </w:p>
-        </w:tc>
-        <w:tc>
-          <w:tcPr>
-            <w:tcW w:type="dxa" w:w="2160"/>
-          </w:tcPr>
-          <w:p>
-            <w:r>
-              <w:rPr>
-                <w:rFonts w:ascii="Calibri" w:hAnsi="Calibri"/>
-                <w:b/>
-                <w:sz w:val="16"/>
-              </w:rPr>
-              <w:t>med-cpa.jp — 電子的診療情報連携</w:t>
-            </w:r>
-          </w:p>
-          <w:p>
-            <w:r>
-              <w:rPr>
-                <w:color w:val="444499"/>
-                <w:sz w:val="12"/>
-              </w:rPr>
-              <w:t>https://med-cpa.jp/hoshu-15/</w:t>
-            </w:r>
-          </w:p>
-        </w:tc>
-      </w:tr>
     </w:tbl>
     <w:p/>
     <w:p>
@@ -5014,7 +4482,7 @@
           <w:i/>
           <w:sz w:val="16"/>
         </w:rPr>
-        <w:t>Scribe Agent | AI Agent Team | Publisher | 2026-03-27</w:t>
+        <w:t>Scribe Agent | AI Agent Team | 2026-03-27</w:t>
       </w:r>
     </w:p>
     <w:sectPr>
